--- a/Ice Depth Project/Ice_Project_SOW.docx
+++ b/Ice Depth Project/Ice_Project_SOW.docx
@@ -34,27 +34,7 @@
           <w:sz w:val="20"/>
           <w:szCs w:val="20"/>
         </w:rPr>
-        <w:t xml:space="preserve">A </w:t>
-      </w:r>
-      <w:proofErr w:type="gramStart"/>
-      <w:r>
-        <w:rPr>
-          <w:i/>
-          <w:iCs/>
-          <w:sz w:val="20"/>
-          <w:szCs w:val="20"/>
-        </w:rPr>
-        <w:t>simple,</w:t>
-      </w:r>
-      <w:proofErr w:type="gramEnd"/>
-      <w:r>
-        <w:rPr>
-          <w:i/>
-          <w:iCs/>
-          <w:sz w:val="20"/>
-          <w:szCs w:val="20"/>
-        </w:rPr>
-        <w:t xml:space="preserve"> collaborative plan to guide our exploration of the ice depth data.</w:t>
+        <w:t>A simple, collaborative plan to guide our exploration of the ice depth data.</w:t>
       </w:r>
     </w:p>
     <w:p>
@@ -318,14 +298,6 @@
     </w:p>
     <w:p>
       <w:pPr>
-        <w:spacing w:after="0"/>
-      </w:pPr>
-      <w:r>
-        <w:t>Needs?</w:t>
-      </w:r>
-    </w:p>
-    <w:p>
-      <w:pPr>
         <w:numPr>
           <w:ilvl w:val="0"/>
           <w:numId w:val="36"/>
@@ -333,7 +305,19 @@
         <w:spacing w:after="0"/>
       </w:pPr>
       <w:r>
-        <w:t>Ideas outside of Riley’s document?</w:t>
+        <w:t>Access to weather, including temperature, humidity, dew point directly at The Ponds site</w:t>
+      </w:r>
+    </w:p>
+    <w:p>
+      <w:pPr>
+        <w:numPr>
+          <w:ilvl w:val="0"/>
+          <w:numId w:val="36"/>
+        </w:numPr>
+        <w:spacing w:after="0"/>
+      </w:pPr>
+      <w:r>
+        <w:t>Access to indoor temperature and humidity</w:t>
       </w:r>
     </w:p>
     <w:p>
@@ -497,7 +481,13 @@
         <w:spacing w:after="0"/>
       </w:pPr>
       <w:r>
-        <w:t>Use Slack for quick discussion and sharing ideas</w:t>
+        <w:t xml:space="preserve">Use </w:t>
+      </w:r>
+      <w:r>
+        <w:t>Teams</w:t>
+      </w:r>
+      <w:r>
+        <w:t xml:space="preserve"> for quick discussion and sharing ideas</w:t>
       </w:r>
     </w:p>
     <w:p>
@@ -529,6 +519,18 @@
     </w:p>
     <w:p>
       <w:pPr>
+        <w:numPr>
+          <w:ilvl w:val="0"/>
+          <w:numId w:val="39"/>
+        </w:numPr>
+        <w:spacing w:after="0"/>
+      </w:pPr>
+      <w:r>
+        <w:t>Follow the Windigo Data Management Plan when it becomes available</w:t>
+      </w:r>
+    </w:p>
+    <w:p>
+      <w:pPr>
         <w:rPr>
           <w:b/>
           <w:bCs/>
@@ -548,7 +550,6 @@
           <w:b/>
           <w:bCs/>
         </w:rPr>
-        <w:lastRenderedPageBreak/>
         <w:t>7. Open Space for Team Input</w:t>
       </w:r>
     </w:p>
@@ -580,7 +581,7 @@
         </w:numPr>
       </w:pPr>
       <w:r>
-        <w:t xml:space="preserve">We now have energy data.  So what?  </w:t>
+        <w:t>Look for correlations in “other data variables”</w:t>
       </w:r>
     </w:p>
     <w:p>
